--- a/ERP Plan/MSCAST ERP - Demo Run-sheet.docx
+++ b/ERP Plan/MSCAST ERP - Demo Run-sheet.docx
@@ -74,7 +74,7 @@
         <w:t xml:space="preserve"> </w:t>
       </w:r>
       <w:r>
-        <w:t xml:space="preserve">1.0 ·</w:t>
+        <w:t xml:space="preserve">1.1 ·</w:t>
       </w:r>
       <w:r>
         <w:t xml:space="preserve"> </w:t>
@@ -198,7 +198,7 @@
         <w:t xml:space="preserve"> </w:t>
       </w:r>
       <w:r>
-        <w:t xml:space="preserve">were taken on the demo system on 21 September 2026. What you see on the day should match them.</w:t>
+        <w:t xml:space="preserve">were taken on DEV on 21 September 2026. What you see on the day should match them.</w:t>
       </w:r>
     </w:p>
     <w:bookmarkStart w:id="20" w:name="before-the-meeting"/>
@@ -235,7 +235,7 @@
         <w:pStyle w:val="Compact"/>
       </w:pPr>
       <w:r>
-        <w:t xml:space="preserve">The live POC (mscast.carobar.net) is open for people to try. Its users can change, and some of the demo logins no longer exist there.</w:t>
+        <w:t xml:space="preserve">The Live POC (https://mscast.carobar.net) is being tried by MSCAST staff with their own logins; most demo logins no longer exist there. Nobody changes live without the owner’s say-so.</w:t>
       </w:r>
     </w:p>
     <w:p>
@@ -247,7 +247,7 @@
         <w:pStyle w:val="Compact"/>
       </w:pPr>
       <w:r>
-        <w:t xml:space="preserve">Dev is a separate copy with the full demo cast. Nothing done in the meeting touches live.</w:t>
+        <w:t xml:space="preserve">DEV is a separate copy (own database, same image) with the full demo cast. Nothing done in the meeting touches live.</w:t>
       </w:r>
     </w:p>
     <w:p>
@@ -324,7 +324,7 @@
         <w:t xml:space="preserve"> </w:t>
       </w:r>
       <w:r>
-        <w:t xml:space="preserve">(Chrome profiles or incognito windows). Each login allows only two sessions at a time. A third one logs out the oldest, which is what disrupted the first screenshot run.</w:t>
+        <w:t xml:space="preserve">(Chrome profiles or incognito windows). Each login allows only two sessions at a time; a third logs out the oldest.</w:t>
       </w:r>
     </w:p>
     <w:p>
@@ -411,9 +411,9 @@
         <w:jc w:val="start"/>
       </w:tblPr>
       <w:tblGrid>
-        <w:gridCol w:w="2640"/>
-        <w:gridCol w:w="2640"/>
-        <w:gridCol w:w="2640"/>
+        <w:gridCol w:w="2455"/>
+        <w:gridCol w:w="2455"/>
+        <w:gridCol w:w="3009"/>
       </w:tblGrid>
       <w:tr>
         <w:trPr>
@@ -451,7 +451,7 @@
               <w:jc w:val="left"/>
             </w:pPr>
             <w:r>
-              <w:t xml:space="preserve">Login on dev</w:t>
+              <w:t xml:space="preserve">Login on DEV</w:t>
             </w:r>
           </w:p>
         </w:tc>
@@ -679,7 +679,7 @@
               <w:jc w:val="left"/>
             </w:pPr>
             <w:r>
-              <w:t xml:space="preserve">— not used live</w:t>
+              <w:t xml:space="preserve">not logged in during the demo</w:t>
             </w:r>
           </w:p>
         </w:tc>
@@ -2421,13 +2421,13 @@
           <w:bCs/>
           <w:b/>
         </w:rPr>
-        <w:t xml:space="preserve">with a box left unticked.</w:t>
-      </w:r>
-      <w:r>
-        <w:t xml:space="preserve"> </w:t>
-      </w:r>
-      <w:r>
-        <w:t xml:space="preserve">We tested that on purpose.</w:t>
+        <w:t xml:space="preserve">with a box left unticked</w:t>
+      </w:r>
+      <w:r>
+        <w:t xml:space="preserve"> </w:t>
+      </w:r>
+      <w:r>
+        <w:t xml:space="preserve">(build check T6n).</w:t>
       </w:r>
     </w:p>
     <w:p>
@@ -3815,9 +3815,9 @@
         <w:jc w:val="start"/>
       </w:tblPr>
       <w:tblGrid>
-        <w:gridCol w:w="2640"/>
-        <w:gridCol w:w="2640"/>
-        <w:gridCol w:w="2640"/>
+        <w:gridCol w:w="871"/>
+        <w:gridCol w:w="4197"/>
+        <w:gridCol w:w="2851"/>
       </w:tblGrid>
       <w:tr>
         <w:trPr>
@@ -4484,7 +4484,7 @@
         <w:t xml:space="preserve"> </w:t>
       </w:r>
       <w:r>
-        <w:t xml:space="preserve">changed on dev, it can be rebuilt from its saved copy in about ten minutes (</w:t>
+        <w:t xml:space="preserve">changed on DEV, it can be rebuilt from its saved copy in about ten minutes (</w:t>
       </w:r>
       <w:r>
         <w:rPr>
